--- a/Group68_EDA_Report.docx
+++ b/Group68_EDA_Report.docx
@@ -2032,7 +2032,7 @@
         <w:rPr>
           <w:noProof/>
         </w:rPr>
-        <w:t>3</w:t>
+        <w:t>1</w:t>
       </w:r>
       <w:r>
         <w:fldChar w:fldCharType="end"/>
@@ -2121,7 +2121,7 @@
         <w:rPr>
           <w:noProof/>
         </w:rPr>
-        <w:t>4</w:t>
+        <w:t>2</w:t>
       </w:r>
       <w:r>
         <w:fldChar w:fldCharType="end"/>
@@ -2210,7 +2210,7 @@
         <w:rPr>
           <w:noProof/>
         </w:rPr>
-        <w:t>5</w:t>
+        <w:t>3</w:t>
       </w:r>
       <w:r>
         <w:fldChar w:fldCharType="end"/>
@@ -3171,13 +3171,7 @@
       </w:r>
       <w:proofErr w:type="gramEnd"/>
       <w:r>
-        <w:t xml:space="preserve"> phase, we gained a thorough understanding of the AIAI's customer and flight data, resulting in a final database containing around 600,000 records and 29 variables. During the data quality phase, we determined that the data is </w:t>
-      </w:r>
-      <w:r>
-        <w:t>right skewed</w:t>
-      </w:r>
-      <w:r>
-        <w:t xml:space="preserve"> in terms of loyalty distribution, with a small set of consumers contributing </w:t>
+        <w:t xml:space="preserve"> phase, we gained a thorough understanding of the AIAI's customer and flight data, resulting in a final database containing around 600,000 records and 29 variables. During the data quality phase, we determined that the data is right skewed in terms of loyalty distribution, with a small set of consumers contributing </w:t>
       </w:r>
       <w:proofErr w:type="gramStart"/>
       <w:r>
@@ -3305,7 +3299,7 @@
         <w:rPr>
           <w:noProof/>
         </w:rPr>
-        <w:t>1</w:t>
+        <w:t>4</w:t>
       </w:r>
       <w:r>
         <w:fldChar w:fldCharType="end"/>
@@ -3381,7 +3375,7 @@
         <w:rPr>
           <w:noProof/>
         </w:rPr>
-        <w:t>2</w:t>
+        <w:t>5</w:t>
       </w:r>
       <w:r>
         <w:fldChar w:fldCharType="end"/>
@@ -3693,103 +3687,301 @@
     </w:p>
     <w:p>
       <w:pPr>
-        <w:spacing w:after="0" w:line="240" w:lineRule="auto"/>
-        <w:jc w:val="left"/>
-        <w:rPr>
-          <w:lang w:val="en-GB"/>
-        </w:rPr>
-      </w:pPr>
-    </w:p>
-    <w:p>
-      <w:pPr>
-        <w:pStyle w:val="Heading2"/>
-        <w:rPr>
-          <w:lang w:val="en-GB"/>
-        </w:rPr>
-      </w:pPr>
-      <w:bookmarkStart w:id="40" w:name="_Toc213088250"/>
-      <w:r>
-        <w:rPr>
-          <w:lang w:val="en-GB"/>
-        </w:rPr>
-        <w:t>Responsibility Statement</w:t>
-      </w:r>
-      <w:bookmarkEnd w:id="40"/>
-    </w:p>
-    <w:p>
-      <w:pPr>
         <w:autoSpaceDE w:val="0"/>
         <w:autoSpaceDN w:val="0"/>
         <w:adjustRightInd w:val="0"/>
         <w:spacing w:after="0" w:line="240" w:lineRule="auto"/>
         <w:jc w:val="left"/>
         <w:rPr>
+          <w:rFonts w:ascii="SourceSansPro-Bold" w:hAnsi="SourceSansPro-Bold" w:cs="SourceSansPro-Bold"/>
+          <w:b/>
+          <w:bCs/>
+          <w:lang w:val="en-GB" w:eastAsia="pt-PT"/>
+        </w:rPr>
+      </w:pPr>
+      <w:r>
+        <w:rPr>
+          <w:rFonts w:ascii="SourceSansPro-Bold" w:hAnsi="SourceSansPro-Bold" w:cs="SourceSansPro-Bold"/>
+          <w:b/>
+          <w:bCs/>
+          <w:lang w:val="en-GB" w:eastAsia="pt-PT"/>
+        </w:rPr>
+        <w:t>Diogo Reis</w:t>
+      </w:r>
+      <w:r>
+        <w:rPr>
+          <w:rFonts w:ascii="SourceSansPro-Bold" w:hAnsi="SourceSansPro-Bold" w:cs="SourceSansPro-Bold"/>
+          <w:b/>
+          <w:bCs/>
+          <w:lang w:val="en-GB" w:eastAsia="pt-PT"/>
+        </w:rPr>
+        <w:t xml:space="preserve"> (Student ID: 20</w:t>
+      </w:r>
+      <w:r>
+        <w:rPr>
+          <w:rFonts w:ascii="SourceSansPro-Bold" w:hAnsi="SourceSansPro-Bold" w:cs="SourceSansPro-Bold"/>
+          <w:b/>
+          <w:bCs/>
+          <w:lang w:val="en-GB" w:eastAsia="pt-PT"/>
+        </w:rPr>
+        <w:t>231962</w:t>
+      </w:r>
+      <w:r>
+        <w:rPr>
+          <w:rFonts w:ascii="SourceSansPro-Bold" w:hAnsi="SourceSansPro-Bold" w:cs="SourceSansPro-Bold"/>
+          <w:b/>
+          <w:bCs/>
+          <w:lang w:val="en-GB" w:eastAsia="pt-PT"/>
+        </w:rPr>
+        <w:t>)</w:t>
+      </w:r>
+    </w:p>
+    <w:p>
+      <w:pPr>
+        <w:autoSpaceDE w:val="0"/>
+        <w:autoSpaceDN w:val="0"/>
+        <w:adjustRightInd w:val="0"/>
+        <w:spacing w:after="0" w:line="240" w:lineRule="auto"/>
+        <w:jc w:val="left"/>
+        <w:rPr>
+          <w:rFonts w:ascii="SourceSansPro-Regular" w:hAnsi="SourceSansPro-Regular" w:cs="SourceSansPro-Regular"/>
+          <w:lang w:val="en-GB" w:eastAsia="pt-PT"/>
+        </w:rPr>
+      </w:pPr>
+      <w:r>
+        <w:rPr>
+          <w:rFonts w:ascii="SourceSansPro-Regular" w:hAnsi="SourceSansPro-Regular" w:cs="SourceSansPro-Regular"/>
+          <w:lang w:val="en-GB" w:eastAsia="pt-PT"/>
+        </w:rPr>
+        <w:t xml:space="preserve">- </w:t>
+      </w:r>
+      <w:r>
+        <w:rPr>
+          <w:rFonts w:ascii="SourceSansPro-Regular" w:hAnsi="SourceSansPro-Regular" w:cs="SourceSansPro-Regular"/>
+          <w:lang w:val="en-GB" w:eastAsia="pt-PT"/>
+        </w:rPr>
+        <w:t>Report and Poster</w:t>
+      </w:r>
+    </w:p>
+    <w:p>
+      <w:pPr>
+        <w:autoSpaceDE w:val="0"/>
+        <w:autoSpaceDN w:val="0"/>
+        <w:adjustRightInd w:val="0"/>
+        <w:spacing w:after="0" w:line="240" w:lineRule="auto"/>
+        <w:jc w:val="left"/>
+        <w:rPr>
+          <w:rFonts w:ascii="SourceSansPro-Bold" w:hAnsi="SourceSansPro-Bold" w:cs="SourceSansPro-Bold"/>
+          <w:b/>
+          <w:bCs/>
+          <w:lang w:val="en-GB" w:eastAsia="pt-PT"/>
+        </w:rPr>
+      </w:pPr>
+      <w:r>
+        <w:rPr>
+          <w:rFonts w:ascii="SourceSansPro-Bold" w:hAnsi="SourceSansPro-Bold" w:cs="SourceSansPro-Bold"/>
+          <w:b/>
+          <w:bCs/>
+          <w:lang w:val="en-GB" w:eastAsia="pt-PT"/>
+        </w:rPr>
+        <w:t>João Correia</w:t>
+      </w:r>
+      <w:r>
+        <w:rPr>
+          <w:rFonts w:ascii="SourceSansPro-Bold" w:hAnsi="SourceSansPro-Bold" w:cs="SourceSansPro-Bold"/>
+          <w:b/>
+          <w:bCs/>
+          <w:lang w:val="en-GB" w:eastAsia="pt-PT"/>
+        </w:rPr>
+        <w:t xml:space="preserve"> (Student ID: </w:t>
+      </w:r>
+      <w:r>
+        <w:rPr>
+          <w:rFonts w:ascii="SourceSansPro-Bold" w:hAnsi="SourceSansPro-Bold" w:cs="SourceSansPro-Bold"/>
+          <w:b/>
+          <w:bCs/>
+          <w:lang w:val="en-GB" w:eastAsia="pt-PT"/>
+        </w:rPr>
+        <w:t>20250384</w:t>
+      </w:r>
+      <w:r>
+        <w:rPr>
+          <w:rFonts w:ascii="SourceSansPro-Bold" w:hAnsi="SourceSansPro-Bold" w:cs="SourceSansPro-Bold"/>
+          <w:b/>
+          <w:bCs/>
+          <w:lang w:val="en-GB" w:eastAsia="pt-PT"/>
+        </w:rPr>
+        <w:t>)</w:t>
+      </w:r>
+    </w:p>
+    <w:p>
+      <w:pPr>
+        <w:autoSpaceDE w:val="0"/>
+        <w:autoSpaceDN w:val="0"/>
+        <w:adjustRightInd w:val="0"/>
+        <w:spacing w:after="0" w:line="240" w:lineRule="auto"/>
+        <w:jc w:val="left"/>
+        <w:rPr>
+          <w:rFonts w:ascii="SourceSansPro-Regular" w:hAnsi="SourceSansPro-Regular" w:cs="SourceSansPro-Regular"/>
+          <w:lang w:val="en-GB" w:eastAsia="pt-PT"/>
+        </w:rPr>
+      </w:pPr>
+      <w:r>
+        <w:rPr>
+          <w:rFonts w:ascii="SourceSansPro-Regular" w:hAnsi="SourceSansPro-Regular" w:cs="SourceSansPro-Regular"/>
+          <w:lang w:val="en-GB" w:eastAsia="pt-PT"/>
+        </w:rPr>
+        <w:t xml:space="preserve">- </w:t>
+      </w:r>
+      <w:r>
+        <w:rPr>
+          <w:rFonts w:ascii="SourceSansPro-Regular" w:hAnsi="SourceSansPro-Regular" w:cs="SourceSansPro-Regular"/>
+          <w:lang w:val="en-GB" w:eastAsia="pt-PT"/>
+        </w:rPr>
+        <w:t>Data Analysis</w:t>
+      </w:r>
+    </w:p>
+    <w:p>
+      <w:pPr>
+        <w:autoSpaceDE w:val="0"/>
+        <w:autoSpaceDN w:val="0"/>
+        <w:adjustRightInd w:val="0"/>
+        <w:spacing w:after="0" w:line="240" w:lineRule="auto"/>
+        <w:jc w:val="left"/>
+        <w:rPr>
+          <w:rFonts w:ascii="SourceSansPro-Bold" w:hAnsi="SourceSansPro-Bold" w:cs="SourceSansPro-Bold"/>
+          <w:b/>
+          <w:bCs/>
+          <w:lang w:val="en-GB" w:eastAsia="pt-PT"/>
+        </w:rPr>
+      </w:pPr>
+      <w:r>
+        <w:rPr>
+          <w:rFonts w:ascii="SourceSansPro-Bold" w:hAnsi="SourceSansPro-Bold" w:cs="SourceSansPro-Bold"/>
+          <w:b/>
+          <w:bCs/>
+          <w:lang w:val="en-GB" w:eastAsia="pt-PT"/>
+        </w:rPr>
+        <w:t>Elton Silva</w:t>
+      </w:r>
+      <w:r>
+        <w:rPr>
+          <w:rFonts w:ascii="SourceSansPro-Bold" w:hAnsi="SourceSansPro-Bold" w:cs="SourceSansPro-Bold"/>
+          <w:b/>
+          <w:bCs/>
+          <w:lang w:val="en-GB" w:eastAsia="pt-PT"/>
+        </w:rPr>
+        <w:t xml:space="preserve"> (Student ID: </w:t>
+      </w:r>
+      <w:r>
+        <w:rPr>
+          <w:rFonts w:ascii="SourceSansPro-Bold" w:hAnsi="SourceSansPro-Bold" w:cs="SourceSansPro-Bold"/>
+          <w:b/>
+          <w:bCs/>
+          <w:lang w:val="en-GB" w:eastAsia="pt-PT"/>
+        </w:rPr>
+        <w:t>20231976</w:t>
+      </w:r>
+      <w:r>
+        <w:rPr>
+          <w:rFonts w:ascii="SourceSansPro-Bold" w:hAnsi="SourceSansPro-Bold" w:cs="SourceSansPro-Bold"/>
+          <w:b/>
+          <w:bCs/>
+          <w:lang w:val="en-GB" w:eastAsia="pt-PT"/>
+        </w:rPr>
+        <w:t>)</w:t>
+      </w:r>
+    </w:p>
+    <w:p>
+      <w:pPr>
+        <w:autoSpaceDE w:val="0"/>
+        <w:autoSpaceDN w:val="0"/>
+        <w:adjustRightInd w:val="0"/>
+        <w:spacing w:after="0" w:line="240" w:lineRule="auto"/>
+        <w:jc w:val="left"/>
+        <w:rPr>
+          <w:rFonts w:ascii="SourceSansPro-Regular" w:hAnsi="SourceSansPro-Regular" w:cs="SourceSansPro-Regular"/>
+          <w:lang w:val="en-GB" w:eastAsia="pt-PT"/>
+        </w:rPr>
+      </w:pPr>
+      <w:r>
+        <w:rPr>
+          <w:rFonts w:ascii="SourceSansPro-Regular" w:hAnsi="SourceSansPro-Regular" w:cs="SourceSansPro-Regular"/>
+          <w:lang w:val="en-GB" w:eastAsia="pt-PT"/>
+        </w:rPr>
+        <w:t xml:space="preserve">- Data </w:t>
+      </w:r>
+      <w:r>
+        <w:rPr>
+          <w:rFonts w:ascii="SourceSansPro-Regular" w:hAnsi="SourceSansPro-Regular" w:cs="SourceSansPro-Regular"/>
+          <w:lang w:val="en-GB" w:eastAsia="pt-PT"/>
+        </w:rPr>
+        <w:t>Preprocessing and Cleaning</w:t>
+      </w:r>
+    </w:p>
+    <w:p>
+      <w:pPr>
+        <w:autoSpaceDE w:val="0"/>
+        <w:autoSpaceDN w:val="0"/>
+        <w:adjustRightInd w:val="0"/>
+        <w:spacing w:after="0" w:line="240" w:lineRule="auto"/>
+        <w:jc w:val="left"/>
+        <w:rPr>
+          <w:rFonts w:ascii="SourceSansPro-Regular" w:hAnsi="SourceSansPro-Regular" w:cs="SourceSansPro-Regular"/>
+          <w:lang w:val="en-GB" w:eastAsia="pt-PT"/>
+        </w:rPr>
+      </w:pPr>
+    </w:p>
+    <w:p>
+      <w:pPr>
+        <w:spacing w:after="0" w:line="240" w:lineRule="auto"/>
+        <w:jc w:val="left"/>
+        <w:rPr>
+          <w:lang w:val="en-GB"/>
+        </w:rPr>
+      </w:pPr>
+      <w:r>
+        <w:rPr>
           <w:rFonts w:ascii="SourceSansPro-It" w:hAnsi="SourceSansPro-It" w:cs="SourceSansPro-It"/>
           <w:lang w:val="en-GB" w:eastAsia="pt-PT"/>
         </w:rPr>
-      </w:pPr>
-      <w:r>
+        <w:t>All members contributed to collaborative discussions and ideation.</w:t>
+      </w:r>
+    </w:p>
+    <w:p>
+      <w:pPr>
+        <w:pStyle w:val="Heading2"/>
+        <w:rPr>
+          <w:lang w:val="en-GB"/>
+        </w:rPr>
+      </w:pPr>
+      <w:bookmarkStart w:id="40" w:name="_Toc213088250"/>
+      <w:r>
+        <w:rPr>
+          <w:lang w:val="en-GB"/>
+        </w:rPr>
+        <w:t>Responsibility Statement</w:t>
+      </w:r>
+      <w:bookmarkEnd w:id="40"/>
+    </w:p>
+    <w:p>
+      <w:pPr>
+        <w:autoSpaceDE w:val="0"/>
+        <w:autoSpaceDN w:val="0"/>
+        <w:adjustRightInd w:val="0"/>
+        <w:spacing w:after="0" w:line="240" w:lineRule="auto"/>
+        <w:jc w:val="left"/>
         <w:rPr>
           <w:rFonts w:ascii="SourceSansPro-It" w:hAnsi="SourceSansPro-It" w:cs="SourceSansPro-It"/>
           <w:lang w:val="en-GB" w:eastAsia="pt-PT"/>
         </w:rPr>
-        <w:t>We, the group members listed above, certify that this report represents our original analytical work and</w:t>
-      </w:r>
+      </w:pPr>
       <w:r>
         <w:rPr>
           <w:rFonts w:ascii="SourceSansPro-It" w:hAnsi="SourceSansPro-It" w:cs="SourceSansPro-It"/>
           <w:lang w:val="en-GB" w:eastAsia="pt-PT"/>
         </w:rPr>
-        <w:t xml:space="preserve"> </w:t>
-      </w:r>
-      <w:r>
-        <w:rPr>
-          <w:rFonts w:ascii="SourceSansPro-It" w:hAnsi="SourceSansPro-It" w:cs="SourceSansPro-It"/>
-          <w:lang w:val="en-GB" w:eastAsia="pt-PT"/>
-        </w:rPr>
-        <w:t>interpretations. While AI tools were used as specified above, all insights, conclusions, and</w:t>
-      </w:r>
-      <w:r>
-        <w:rPr>
-          <w:rFonts w:ascii="SourceSansPro-It" w:hAnsi="SourceSansPro-It" w:cs="SourceSansPro-It"/>
-          <w:lang w:val="en-GB" w:eastAsia="pt-PT"/>
-        </w:rPr>
-        <w:t xml:space="preserve"> </w:t>
-      </w:r>
-      <w:r>
-        <w:rPr>
-          <w:rFonts w:ascii="SourceSansPro-It" w:hAnsi="SourceSansPro-It" w:cs="SourceSansPro-It"/>
-          <w:lang w:val="en-GB" w:eastAsia="pt-PT"/>
-        </w:rPr>
-        <w:t>recommendations</w:t>
-      </w:r>
-      <w:r>
-        <w:rPr>
-          <w:rFonts w:ascii="SourceSansPro-It" w:hAnsi="SourceSansPro-It" w:cs="SourceSansPro-It"/>
-          <w:lang w:val="en-GB" w:eastAsia="pt-PT"/>
-        </w:rPr>
-        <w:t xml:space="preserve"> </w:t>
-      </w:r>
-      <w:r>
-        <w:rPr>
-          <w:rFonts w:ascii="SourceSansPro-It" w:hAnsi="SourceSansPro-It" w:cs="SourceSansPro-It"/>
-          <w:lang w:val="en-GB" w:eastAsia="pt-PT"/>
-        </w:rPr>
-        <w:t>are the result of our independent analysis and critical thinking. We take full responsibility for the</w:t>
-      </w:r>
-      <w:r>
-        <w:rPr>
-          <w:rFonts w:ascii="SourceSansPro-It" w:hAnsi="SourceSansPro-It" w:cs="SourceSansPro-It"/>
-          <w:lang w:val="en-GB" w:eastAsia="pt-PT"/>
-        </w:rPr>
-        <w:t xml:space="preserve"> </w:t>
-      </w:r>
-      <w:r>
-        <w:rPr>
-          <w:rFonts w:ascii="SourceSansPro-It" w:hAnsi="SourceSansPro-It" w:cs="SourceSansPro-It"/>
-          <w:lang w:val="en-GB" w:eastAsia="pt-PT"/>
-        </w:rPr>
-        <w:t>accuracy and quality of this submission.</w:t>
+        <w:t>We, the group members listed above, certify that this report represents our original analytical work and interpretations. While AI tools were used as specified above, all insights, conclusions, and recommendations are the result of our independent analysis and critical thinking. We take full responsibility for the accuracy and quality of this submission.</w:t>
       </w:r>
     </w:p>
     <w:sectPr>
@@ -6882,6 +7074,7 @@
   <w:style w:type="character" w:default="1" w:styleId="DefaultParagraphFont">
     <w:name w:val="Default Paragraph Font"/>
     <w:uiPriority w:val="1"/>
+    <w:semiHidden/>
     <w:unhideWhenUsed/>
   </w:style>
   <w:style w:type="table" w:default="1" w:styleId="TableNormal">
